--- a/labs/lab10/report/Л10_Гасанова_отчет.docx
+++ b/labs/lab10/report/Л10_Гасанова_отчет.docx
@@ -799,7 +799,7 @@
         <w:pStyle w:val="BodyText"/>
       </w:pPr>
       <w:r>
-        <w:t xml:space="preserve">Установливаю курсор на четвертую строку и стераю слово LOCAL (рис.</w:t>
+        <w:t xml:space="preserve">Установливаю курсор на четвертую строку и стираю слово LOCAL (рис.</w:t>
       </w:r>
       <w:r>
         <w:t xml:space="preserve"> </w:t>
